--- a/기획/회의록.docx
+++ b/기획/회의록.docx
@@ -52,8 +52,13 @@
         </w:rPr>
         <w:t xml:space="preserve">다른 유저 및 </w:t>
       </w:r>
-      <w:r>
-        <w:t xml:space="preserve">npc </w:t>
+      <w:proofErr w:type="spellStart"/>
+      <w:r>
+        <w:t>npc</w:t>
+      </w:r>
+      <w:proofErr w:type="spellEnd"/>
+      <w:r>
+        <w:t xml:space="preserve"> </w:t>
       </w:r>
       <w:r>
         <w:rPr>
@@ -278,9 +283,11 @@
       </w:r>
     </w:p>
     <w:p>
+      <w:proofErr w:type="spellStart"/>
       <w:r>
         <w:t>Iocp</w:t>
       </w:r>
+      <w:proofErr w:type="spellEnd"/>
       <w:r>
         <w:rPr>
           <w:rFonts w:hint="eastAsia"/>
@@ -301,11 +308,19 @@
       </w:r>
     </w:p>
     <w:p>
-      <w:r>
-        <w:rPr>
-          <w:rFonts w:hint="eastAsia"/>
-        </w:rPr>
-        <w:t xml:space="preserve">쓰레드별 </w:t>
+      <w:proofErr w:type="spellStart"/>
+      <w:r>
+        <w:rPr>
+          <w:rFonts w:hint="eastAsia"/>
+        </w:rPr>
+        <w:t>쓰레드별</w:t>
+      </w:r>
+      <w:proofErr w:type="spellEnd"/>
+      <w:r>
+        <w:rPr>
+          <w:rFonts w:hint="eastAsia"/>
+        </w:rPr>
+        <w:t xml:space="preserve"> </w:t>
       </w:r>
       <w:r>
         <w:t xml:space="preserve">Data Race </w:t>
@@ -519,12 +534,14 @@
       <w:r>
         <w:t xml:space="preserve">. </w:t>
       </w:r>
+      <w:proofErr w:type="spellStart"/>
       <w:r>
         <w:rPr>
           <w:rFonts w:hint="eastAsia"/>
         </w:rPr>
         <w:t>한수찬</w:t>
       </w:r>
+      <w:proofErr w:type="spellEnd"/>
     </w:p>
     <w:p>
       <w:r>
@@ -582,11 +599,19 @@
       <w:r>
         <w:t xml:space="preserve"> - </w:t>
       </w:r>
-      <w:r>
-        <w:rPr>
-          <w:rFonts w:hint="eastAsia"/>
-        </w:rPr>
-        <w:t>셰이더 프로그래밍</w:t>
+      <w:proofErr w:type="spellStart"/>
+      <w:r>
+        <w:rPr>
+          <w:rFonts w:hint="eastAsia"/>
+        </w:rPr>
+        <w:t>셰이더</w:t>
+      </w:r>
+      <w:proofErr w:type="spellEnd"/>
+      <w:r>
+        <w:rPr>
+          <w:rFonts w:hint="eastAsia"/>
+        </w:rPr>
+        <w:t xml:space="preserve"> 프로그래밍</w:t>
       </w:r>
     </w:p>
     <w:p>
@@ -661,12 +686,14 @@
       <w:r>
         <w:t xml:space="preserve">. </w:t>
       </w:r>
+      <w:proofErr w:type="spellStart"/>
       <w:r>
         <w:rPr>
           <w:rFonts w:hint="eastAsia"/>
         </w:rPr>
         <w:t>한수찬</w:t>
       </w:r>
+      <w:proofErr w:type="spellEnd"/>
     </w:p>
     <w:p>
       <w:r>
@@ -739,7 +766,15 @@
         <w:t>먼저</w:t>
       </w:r>
       <w:r>
-        <w:t xml:space="preserve"> 종합설계라는 처음 겪어보는 대형 프로젝트를 진행하게 되었는데, 팀원들간의 원활한 협업과 소통에 가장 큰 비중을 두고 싶다.</w:t>
+        <w:t xml:space="preserve"> 종합설계라는 처음 겪어보는 대형 프로젝트를 진행하게 되었는데, </w:t>
+      </w:r>
+      <w:proofErr w:type="spellStart"/>
+      <w:r>
+        <w:t>팀원들간의</w:t>
+      </w:r>
+      <w:proofErr w:type="spellEnd"/>
+      <w:r>
+        <w:t xml:space="preserve"> 원활한 협업과 소통에 가장 큰 비중을 두고 싶다.</w:t>
       </w:r>
     </w:p>
     <w:p>
@@ -755,12 +790,14 @@
       <w:r>
         <w:t xml:space="preserve"> </w:t>
       </w:r>
+      <w:proofErr w:type="spellStart"/>
       <w:r>
         <w:rPr>
           <w:rFonts w:hint="eastAsia"/>
         </w:rPr>
         <w:t>객체지향적인</w:t>
       </w:r>
+      <w:proofErr w:type="spellEnd"/>
       <w:r>
         <w:t xml:space="preserve"> 클라이언트 설계에 중점을 두고 개발하면서 지금 작성한 코드를 나중에도 바로 이해할 수 있는 유지보수에 힘쓰고 싶다.</w:t>
       </w:r>
@@ -850,8 +887,16 @@
         <w:rPr>
           <w:rFonts w:asciiTheme="minorEastAsia" w:hAnsiTheme="minorEastAsia" w:hint="eastAsia"/>
         </w:rPr>
-        <w:t>• 한수찬</w:t>
-      </w:r>
+        <w:t xml:space="preserve">• </w:t>
+      </w:r>
+      <w:proofErr w:type="spellStart"/>
+      <w:r>
+        <w:rPr>
+          <w:rFonts w:asciiTheme="minorEastAsia" w:hAnsiTheme="minorEastAsia" w:hint="eastAsia"/>
+        </w:rPr>
+        <w:t>한수찬</w:t>
+      </w:r>
+      <w:proofErr w:type="spellEnd"/>
     </w:p>
     <w:p>
       <w:pPr>
@@ -889,7 +934,35 @@
         <w:rPr>
           <w:rFonts w:asciiTheme="minorEastAsia" w:hAnsiTheme="minorEastAsia"/>
         </w:rPr>
-        <w:t>- 시야 처리 구현으로 인한 서버 성능 향상및 네트워크 전송량 감소</w:t>
+        <w:t xml:space="preserve">- 시야 처리 구현으로 인한 서버 성능 </w:t>
+      </w:r>
+      <w:proofErr w:type="spellStart"/>
+      <w:r>
+        <w:rPr>
+          <w:rFonts w:asciiTheme="minorEastAsia" w:hAnsiTheme="minorEastAsia"/>
+        </w:rPr>
+        <w:t>향상및</w:t>
+      </w:r>
+      <w:proofErr w:type="spellEnd"/>
+      <w:r>
+        <w:rPr>
+          <w:rFonts w:asciiTheme="minorEastAsia" w:hAnsiTheme="minorEastAsia"/>
+        </w:rPr>
+        <w:t xml:space="preserve"> 네트워크 </w:t>
+      </w:r>
+      <w:proofErr w:type="spellStart"/>
+      <w:r>
+        <w:rPr>
+          <w:rFonts w:asciiTheme="minorEastAsia" w:hAnsiTheme="minorEastAsia"/>
+        </w:rPr>
+        <w:t>전송량</w:t>
+      </w:r>
+      <w:proofErr w:type="spellEnd"/>
+      <w:r>
+        <w:rPr>
+          <w:rFonts w:asciiTheme="minorEastAsia" w:hAnsiTheme="minorEastAsia"/>
+        </w:rPr>
+        <w:t xml:space="preserve"> 감소</w:t>
       </w:r>
     </w:p>
     <w:p/>
@@ -907,11 +980,19 @@
       </w:r>
     </w:p>
     <w:p>
-      <w:r>
-        <w:rPr>
-          <w:rFonts w:hint="eastAsia"/>
-        </w:rPr>
-        <w:t>동접자 테크닉</w:t>
+      <w:proofErr w:type="spellStart"/>
+      <w:r>
+        <w:rPr>
+          <w:rFonts w:hint="eastAsia"/>
+        </w:rPr>
+        <w:t>동접자</w:t>
+      </w:r>
+      <w:proofErr w:type="spellEnd"/>
+      <w:r>
+        <w:rPr>
+          <w:rFonts w:hint="eastAsia"/>
+        </w:rPr>
+        <w:t xml:space="preserve"> 테크닉</w:t>
       </w:r>
       <w:r>
         <w:t>/</w:t>
@@ -946,7 +1027,21 @@
         <w:rPr>
           <w:rFonts w:hint="eastAsia"/>
         </w:rPr>
-        <w:t>굳이 서버/클라를 구분하지 않는 것</w:t>
+        <w:t>굳이 서버/</w:t>
+      </w:r>
+      <w:proofErr w:type="spellStart"/>
+      <w:r>
+        <w:rPr>
+          <w:rFonts w:hint="eastAsia"/>
+        </w:rPr>
+        <w:t>클라를</w:t>
+      </w:r>
+      <w:proofErr w:type="spellEnd"/>
+      <w:r>
+        <w:rPr>
+          <w:rFonts w:hint="eastAsia"/>
+        </w:rPr>
+        <w:t xml:space="preserve"> 구분하지 않는 것</w:t>
       </w:r>
     </w:p>
     <w:p/>
@@ -999,7 +1094,21 @@
         <w:rPr>
           <w:rFonts w:hint="eastAsia"/>
         </w:rPr>
-        <w:t>몬스터 이동(점프 포인트 서치)</w:t>
+        <w:t xml:space="preserve">몬스터 이동(점프 포인트 </w:t>
+      </w:r>
+      <w:proofErr w:type="spellStart"/>
+      <w:r>
+        <w:rPr>
+          <w:rFonts w:hint="eastAsia"/>
+        </w:rPr>
+        <w:t>서치</w:t>
+      </w:r>
+      <w:proofErr w:type="spellEnd"/>
+      <w:r>
+        <w:rPr>
+          <w:rFonts w:hint="eastAsia"/>
+        </w:rPr>
+        <w:t>)</w:t>
       </w:r>
     </w:p>
     <w:p>
@@ -1076,11 +1185,19 @@
       <w:r>
         <w:t>(</w:t>
       </w:r>
-      <w:r>
-        <w:rPr>
-          <w:rFonts w:hint="eastAsia"/>
-        </w:rPr>
-        <w:t>기획적 부분)</w:t>
+      <w:proofErr w:type="spellStart"/>
+      <w:r>
+        <w:rPr>
+          <w:rFonts w:hint="eastAsia"/>
+        </w:rPr>
+        <w:t>기획적</w:t>
+      </w:r>
+      <w:proofErr w:type="spellEnd"/>
+      <w:r>
+        <w:rPr>
+          <w:rFonts w:hint="eastAsia"/>
+        </w:rPr>
+        <w:t xml:space="preserve"> 부분)</w:t>
       </w:r>
     </w:p>
     <w:p>
@@ -1108,8 +1225,16 @@
         <w:rPr>
           <w:rFonts w:hint="eastAsia"/>
         </w:rPr>
-        <w:t>층별 기믹</w:t>
-      </w:r>
+        <w:t xml:space="preserve">층별 </w:t>
+      </w:r>
+      <w:proofErr w:type="spellStart"/>
+      <w:r>
+        <w:rPr>
+          <w:rFonts w:hint="eastAsia"/>
+        </w:rPr>
+        <w:t>기믹</w:t>
+      </w:r>
+      <w:proofErr w:type="spellEnd"/>
     </w:p>
     <w:p>
       <w:pPr>
@@ -1162,6 +1287,7 @@
       </w:r>
     </w:p>
     <w:p>
+      <w:proofErr w:type="gramStart"/>
       <w:r>
         <w:rPr>
           <w:rFonts w:hint="eastAsia"/>
@@ -1169,7 +1295,11 @@
         <w:t xml:space="preserve">클라 </w:t>
       </w:r>
       <w:r>
-        <w:t xml:space="preserve">: </w:t>
+        <w:t>:</w:t>
+      </w:r>
+      <w:proofErr w:type="gramEnd"/>
+      <w:r>
+        <w:t xml:space="preserve"> </w:t>
       </w:r>
       <w:r>
         <w:rPr>
@@ -1188,6 +1318,7 @@
       </w:r>
     </w:p>
     <w:p>
+      <w:proofErr w:type="gramStart"/>
       <w:r>
         <w:rPr>
           <w:rFonts w:hint="eastAsia"/>
@@ -1195,8 +1326,13 @@
         <w:t xml:space="preserve">서버 </w:t>
       </w:r>
       <w:r>
-        <w:t xml:space="preserve">: </w:t>
-      </w:r>
+        <w:t>:</w:t>
+      </w:r>
+      <w:proofErr w:type="gramEnd"/>
+      <w:r>
+        <w:t xml:space="preserve"> </w:t>
+      </w:r>
+      <w:proofErr w:type="spellStart"/>
       <w:r>
         <w:rPr>
           <w:rFonts w:hint="eastAsia"/>
@@ -1204,7 +1340,11 @@
         <w:t>i</w:t>
       </w:r>
       <w:r>
-        <w:t xml:space="preserve">ocp </w:t>
+        <w:t>ocp</w:t>
+      </w:r>
+      <w:proofErr w:type="spellEnd"/>
+      <w:r>
+        <w:t xml:space="preserve"> </w:t>
       </w:r>
       <w:r>
         <w:rPr>
@@ -1244,11 +1384,19 @@
       <w:r>
         <w:t xml:space="preserve">ock </w:t>
       </w:r>
-      <w:r>
-        <w:rPr>
-          <w:rFonts w:hint="eastAsia"/>
-        </w:rPr>
-        <w:t>안걸려면 불변 객체</w:t>
+      <w:proofErr w:type="spellStart"/>
+      <w:r>
+        <w:rPr>
+          <w:rFonts w:hint="eastAsia"/>
+        </w:rPr>
+        <w:t>안걸려면</w:t>
+      </w:r>
+      <w:proofErr w:type="spellEnd"/>
+      <w:r>
+        <w:rPr>
+          <w:rFonts w:hint="eastAsia"/>
+        </w:rPr>
+        <w:t xml:space="preserve"> 불변 객체</w:t>
       </w:r>
       <w:r>
         <w:t xml:space="preserve"> +</w:t>
@@ -1262,6 +1410,7 @@
       <w:r>
         <w:t xml:space="preserve">concurrent </w:t>
       </w:r>
+      <w:proofErr w:type="gramStart"/>
       <w:r>
         <w:rPr>
           <w:rFonts w:hint="eastAsia"/>
@@ -1269,13 +1418,25 @@
         <w:t xml:space="preserve">컨테이너 </w:t>
       </w:r>
       <w:r>
-        <w:t xml:space="preserve">/ </w:t>
-      </w:r>
-      <w:r>
-        <w:rPr>
-          <w:rFonts w:hint="eastAsia"/>
-        </w:rPr>
-        <w:t>하자드 포인터,</w:t>
+        <w:t>/</w:t>
+      </w:r>
+      <w:proofErr w:type="gramEnd"/>
+      <w:r>
+        <w:t xml:space="preserve"> </w:t>
+      </w:r>
+      <w:proofErr w:type="spellStart"/>
+      <w:r>
+        <w:rPr>
+          <w:rFonts w:hint="eastAsia"/>
+        </w:rPr>
+        <w:t>하자드</w:t>
+      </w:r>
+      <w:proofErr w:type="spellEnd"/>
+      <w:r>
+        <w:rPr>
+          <w:rFonts w:hint="eastAsia"/>
+        </w:rPr>
+        <w:t xml:space="preserve"> 포인터,</w:t>
       </w:r>
       <w:r>
         <w:t xml:space="preserve"> EBR</w:t>
@@ -1328,11 +1489,19 @@
         </w:rPr>
         <w:t xml:space="preserve">탑 선택 시 </w:t>
       </w:r>
-      <w:r>
-        <w:rPr>
-          <w:rFonts w:hint="eastAsia"/>
-        </w:rPr>
-        <w:t>파티룸을 만들고</w:t>
+      <w:proofErr w:type="spellStart"/>
+      <w:r>
+        <w:rPr>
+          <w:rFonts w:hint="eastAsia"/>
+        </w:rPr>
+        <w:t>파티룸을</w:t>
+      </w:r>
+      <w:proofErr w:type="spellEnd"/>
+      <w:r>
+        <w:rPr>
+          <w:rFonts w:hint="eastAsia"/>
+        </w:rPr>
+        <w:t xml:space="preserve"> 만들고</w:t>
       </w:r>
       <w:r>
         <w:rPr>
@@ -1385,7 +1554,21 @@
         <w:rPr>
           <w:rFonts w:hint="eastAsia"/>
         </w:rPr>
-        <w:t xml:space="preserve"> 몬스터또한 강화됨</w:t>
+        <w:t xml:space="preserve"> </w:t>
+      </w:r>
+      <w:proofErr w:type="spellStart"/>
+      <w:r>
+        <w:rPr>
+          <w:rFonts w:hint="eastAsia"/>
+        </w:rPr>
+        <w:t>몬스터또한</w:t>
+      </w:r>
+      <w:proofErr w:type="spellEnd"/>
+      <w:r>
+        <w:rPr>
+          <w:rFonts w:hint="eastAsia"/>
+        </w:rPr>
+        <w:t xml:space="preserve"> 강화됨</w:t>
       </w:r>
     </w:p>
     <w:p/>
@@ -1414,17 +1597,41 @@
         <w:t>서버</w:t>
       </w:r>
       <w:r>
-        <w:t xml:space="preserve"> 두명인데 </w:t>
-      </w:r>
-    </w:p>
-    <w:p>
-      <w:r>
-        <w:t>1. 멀티스레드 다중접속(더미 클라이언트 필요)</w:t>
-      </w:r>
-    </w:p>
-    <w:p>
-      <w:r>
-        <w:t>2. 서버 최적화(락프리(ABA문제) 스레드 관련된 문젠데 이걸 해결해보고(CAS, Hazard, shared 등) 최적화)</w:t>
+        <w:t xml:space="preserve"> </w:t>
+      </w:r>
+      <w:proofErr w:type="spellStart"/>
+      <w:r>
+        <w:t>두명인데</w:t>
+      </w:r>
+      <w:proofErr w:type="spellEnd"/>
+      <w:r>
+        <w:t xml:space="preserve"> </w:t>
+      </w:r>
+    </w:p>
+    <w:p>
+      <w:r>
+        <w:t xml:space="preserve">1. </w:t>
+      </w:r>
+      <w:proofErr w:type="spellStart"/>
+      <w:r>
+        <w:t>멀티스레드</w:t>
+      </w:r>
+      <w:proofErr w:type="spellEnd"/>
+      <w:r>
+        <w:t xml:space="preserve"> 다중접속(더미 클라이언트 필요)</w:t>
+      </w:r>
+    </w:p>
+    <w:p>
+      <w:r>
+        <w:t>2. 서버 최적화(</w:t>
+      </w:r>
+      <w:proofErr w:type="spellStart"/>
+      <w:r>
+        <w:t>락프리</w:t>
+      </w:r>
+      <w:proofErr w:type="spellEnd"/>
+      <w:r>
+        <w:t>(ABA문제) 스레드 관련된 문젠데 이걸 해결해보고(CAS, Hazard, shared 등) 최적화)</w:t>
       </w:r>
     </w:p>
     <w:p>
@@ -1438,7 +1645,23 @@
         <w:t>낫다는 걸</w:t>
       </w:r>
       <w:r>
-        <w:t xml:space="preserve"> 확신할 수 없음. 알고리즘 하는건 좋지만 확실히 낫다는것을 증명해야.</w:t>
+        <w:t xml:space="preserve"> 확신할 수 없음. 알고리즘 </w:t>
+      </w:r>
+      <w:proofErr w:type="spellStart"/>
+      <w:r>
+        <w:t>하는건</w:t>
+      </w:r>
+      <w:proofErr w:type="spellEnd"/>
+      <w:r>
+        <w:t xml:space="preserve"> 좋지만 확실히 </w:t>
+      </w:r>
+      <w:proofErr w:type="spellStart"/>
+      <w:r>
+        <w:t>낫다는것을</w:t>
+      </w:r>
+      <w:proofErr w:type="spellEnd"/>
+      <w:r>
+        <w:t xml:space="preserve"> 증명해야.</w:t>
       </w:r>
     </w:p>
     <w:p/>
@@ -1454,7 +1677,15 @@
     </w:p>
     <w:p>
       <w:r>
-        <w:t>- 기본적인걸 구현하기 위한 기능 추가.</w:t>
+        <w:t xml:space="preserve">- </w:t>
+      </w:r>
+      <w:proofErr w:type="spellStart"/>
+      <w:r>
+        <w:t>기본적인걸</w:t>
+      </w:r>
+      <w:proofErr w:type="spellEnd"/>
+      <w:r>
+        <w:t xml:space="preserve"> 구현하기 위한 기능 추가.</w:t>
       </w:r>
     </w:p>
     <w:p/>
@@ -1512,7 +1743,21 @@
         <w:rPr>
           <w:rFonts w:hint="eastAsia"/>
         </w:rPr>
-        <w:t>그 외 셰이더 등 클라이언트</w:t>
+        <w:t xml:space="preserve">그 외 </w:t>
+      </w:r>
+      <w:proofErr w:type="spellStart"/>
+      <w:r>
+        <w:rPr>
+          <w:rFonts w:hint="eastAsia"/>
+        </w:rPr>
+        <w:t>셰이더</w:t>
+      </w:r>
+      <w:proofErr w:type="spellEnd"/>
+      <w:r>
+        <w:rPr>
+          <w:rFonts w:hint="eastAsia"/>
+        </w:rPr>
+        <w:t xml:space="preserve"> 등 클라이언트</w:t>
       </w:r>
     </w:p>
     <w:p/>
@@ -1630,7 +1875,21 @@
         <w:rPr>
           <w:rFonts w:hint="eastAsia"/>
         </w:rPr>
-        <w:t>현재 다렉인데 게임의 볼륨이 너무 큼</w:t>
+        <w:t xml:space="preserve">현재 </w:t>
+      </w:r>
+      <w:proofErr w:type="spellStart"/>
+      <w:r>
+        <w:rPr>
+          <w:rFonts w:hint="eastAsia"/>
+        </w:rPr>
+        <w:t>다렉인데</w:t>
+      </w:r>
+      <w:proofErr w:type="spellEnd"/>
+      <w:r>
+        <w:rPr>
+          <w:rFonts w:hint="eastAsia"/>
+        </w:rPr>
+        <w:t xml:space="preserve"> 게임의 볼륨이 너무 큼</w:t>
       </w:r>
     </w:p>
     <w:p>
@@ -1673,24 +1932,70 @@
         <w:rPr>
           <w:rFonts w:hint="eastAsia"/>
         </w:rPr>
-        <w:t>기획발표때는 이런것들은 감추고 기술을 보여줄 수 있는 부분을 강조하는게 좋겠다.</w:t>
-      </w:r>
-    </w:p>
-    <w:p>
-      <w:r>
-        <w:rPr>
-          <w:rFonts w:hint="eastAsia"/>
-        </w:rPr>
-        <w:t>이를 테면 피킹</w:t>
-      </w:r>
+        <w:t xml:space="preserve">기획발표때는 </w:t>
+      </w:r>
+      <w:proofErr w:type="spellStart"/>
+      <w:r>
+        <w:rPr>
+          <w:rFonts w:hint="eastAsia"/>
+        </w:rPr>
+        <w:t>이런것들은</w:t>
+      </w:r>
+      <w:proofErr w:type="spellEnd"/>
+      <w:r>
+        <w:rPr>
+          <w:rFonts w:hint="eastAsia"/>
+        </w:rPr>
+        <w:t xml:space="preserve"> 감추고 기술을 보여줄 수 있는 부분을 </w:t>
+      </w:r>
+      <w:proofErr w:type="spellStart"/>
+      <w:proofErr w:type="gramStart"/>
+      <w:r>
+        <w:rPr>
+          <w:rFonts w:hint="eastAsia"/>
+        </w:rPr>
+        <w:t>강조하는게</w:t>
+      </w:r>
+      <w:proofErr w:type="spellEnd"/>
+      <w:proofErr w:type="gramEnd"/>
+      <w:r>
+        <w:rPr>
+          <w:rFonts w:hint="eastAsia"/>
+        </w:rPr>
+        <w:t xml:space="preserve"> 좋겠다.</w:t>
+      </w:r>
+    </w:p>
+    <w:p>
+      <w:r>
+        <w:rPr>
+          <w:rFonts w:hint="eastAsia"/>
+        </w:rPr>
+        <w:t xml:space="preserve">이를 테면 </w:t>
+      </w:r>
+      <w:proofErr w:type="spellStart"/>
+      <w:r>
+        <w:rPr>
+          <w:rFonts w:hint="eastAsia"/>
+        </w:rPr>
+        <w:t>피킹</w:t>
+      </w:r>
+      <w:proofErr w:type="spellEnd"/>
       <w:r>
         <w:t>(</w:t>
       </w:r>
-      <w:r>
-        <w:rPr>
-          <w:rFonts w:hint="eastAsia"/>
-        </w:rPr>
-        <w:t>피킹도 대단한 기술은 아니지만)</w:t>
+      <w:proofErr w:type="spellStart"/>
+      <w:r>
+        <w:rPr>
+          <w:rFonts w:hint="eastAsia"/>
+        </w:rPr>
+        <w:t>피킹도</w:t>
+      </w:r>
+      <w:proofErr w:type="spellEnd"/>
+      <w:r>
+        <w:rPr>
+          <w:rFonts w:hint="eastAsia"/>
+        </w:rPr>
+        <w:t xml:space="preserve"> 대단한 기술은 아니지만)</w:t>
       </w:r>
       <w:r>
         <w:t xml:space="preserve">, </w:t>
@@ -1730,7 +2035,25 @@
         <w:t>실내에서</w:t>
       </w:r>
       <w:r>
-        <w:t xml:space="preserve"> 비가와요? 같은 세세한 부분, 이런걸 고쳐야 함</w:t>
+        <w:t xml:space="preserve"> </w:t>
+      </w:r>
+      <w:proofErr w:type="spellStart"/>
+      <w:r>
+        <w:t>비가와요</w:t>
+      </w:r>
+      <w:proofErr w:type="spellEnd"/>
+      <w:r>
+        <w:t xml:space="preserve">? 같은 세세한 부분, </w:t>
+      </w:r>
+      <w:proofErr w:type="spellStart"/>
+      <w:proofErr w:type="gramStart"/>
+      <w:r>
+        <w:t>이런걸</w:t>
+      </w:r>
+      <w:proofErr w:type="spellEnd"/>
+      <w:proofErr w:type="gramEnd"/>
+      <w:r>
+        <w:t xml:space="preserve"> 고쳐야 함</w:t>
       </w:r>
     </w:p>
     <w:p>
@@ -1746,7 +2069,23 @@
     <w:p/>
     <w:p>
       <w:r>
-        <w:t>3d 맵을 한다고 했는데 z가 정말 중요한 부분인지, 정말로 3d 맵이 필요한지?</w:t>
+        <w:t xml:space="preserve">3d </w:t>
+      </w:r>
+      <w:proofErr w:type="spellStart"/>
+      <w:r>
+        <w:t>맵을</w:t>
+      </w:r>
+      <w:proofErr w:type="spellEnd"/>
+      <w:r>
+        <w:t xml:space="preserve"> 한다고 했는데 z가 정말 중요한 부분인지, 정말로 3d </w:t>
+      </w:r>
+      <w:proofErr w:type="spellStart"/>
+      <w:r>
+        <w:t>맵이</w:t>
+      </w:r>
+      <w:proofErr w:type="spellEnd"/>
+      <w:r>
+        <w:t xml:space="preserve"> 필요한지?</w:t>
       </w:r>
     </w:p>
     <w:p>
@@ -1797,7 +2136,21 @@
         <w:rPr>
           <w:rFonts w:hint="eastAsia"/>
         </w:rPr>
-        <w:t>이 프로젝트가 다른 프로젝트에 비해 어떤 점이 기술적으로 뛰어난가?</w:t>
+        <w:t xml:space="preserve">이 프로젝트가 다른 프로젝트에 비해 어떤 점이 기술적으로 </w:t>
+      </w:r>
+      <w:proofErr w:type="spellStart"/>
+      <w:r>
+        <w:rPr>
+          <w:rFonts w:hint="eastAsia"/>
+        </w:rPr>
+        <w:t>뛰어난가</w:t>
+      </w:r>
+      <w:proofErr w:type="spellEnd"/>
+      <w:r>
+        <w:rPr>
+          <w:rFonts w:hint="eastAsia"/>
+        </w:rPr>
+        <w:t>?</w:t>
       </w:r>
     </w:p>
     <w:p>
@@ -1852,6 +2205,7 @@
         </w:numPr>
         <w:ind w:leftChars="0"/>
       </w:pPr>
+      <w:proofErr w:type="spellStart"/>
       <w:r>
         <w:rPr>
           <w:rFonts w:hint="eastAsia"/>
@@ -1864,6 +2218,7 @@
         </w:rPr>
         <w:t>스</w:t>
       </w:r>
+      <w:proofErr w:type="spellEnd"/>
       <w:r>
         <w:rPr>
           <w:rFonts w:hint="eastAsia"/>
@@ -1921,7 +2276,21 @@
         <w:rPr>
           <w:rFonts w:hint="eastAsia"/>
         </w:rPr>
-        <w:t>지금 시점에서 뭘 적용할건지는 알아야 한다.</w:t>
+        <w:t xml:space="preserve">지금 시점에서 뭘 </w:t>
+      </w:r>
+      <w:proofErr w:type="spellStart"/>
+      <w:r>
+        <w:rPr>
+          <w:rFonts w:hint="eastAsia"/>
+        </w:rPr>
+        <w:t>적용할건지는</w:t>
+      </w:r>
+      <w:proofErr w:type="spellEnd"/>
+      <w:r>
+        <w:rPr>
+          <w:rFonts w:hint="eastAsia"/>
+        </w:rPr>
+        <w:t xml:space="preserve"> 알아야 한다.</w:t>
       </w:r>
     </w:p>
     <w:p>
@@ -1949,7 +2318,21 @@
         <w:rPr>
           <w:rFonts w:hint="eastAsia"/>
         </w:rPr>
-        <w:t>쓰레드 렌더링을 사용할건지.</w:t>
+        <w:t xml:space="preserve">쓰레드 렌더링을 </w:t>
+      </w:r>
+      <w:proofErr w:type="spellStart"/>
+      <w:r>
+        <w:rPr>
+          <w:rFonts w:hint="eastAsia"/>
+        </w:rPr>
+        <w:t>사용할건지</w:t>
+      </w:r>
+      <w:proofErr w:type="spellEnd"/>
+      <w:r>
+        <w:rPr>
+          <w:rFonts w:hint="eastAsia"/>
+        </w:rPr>
+        <w:t>.</w:t>
       </w:r>
     </w:p>
     <w:p>
@@ -1977,8 +2360,18 @@
         <w:rPr>
           <w:rFonts w:hint="eastAsia"/>
         </w:rPr>
-        <w:t>쓰레드 에러는 어떻게 잡을것인가</w:t>
-      </w:r>
+        <w:t xml:space="preserve">쓰레드 에러는 어떻게 </w:t>
+      </w:r>
+      <w:proofErr w:type="spellStart"/>
+      <w:proofErr w:type="gramStart"/>
+      <w:r>
+        <w:rPr>
+          <w:rFonts w:hint="eastAsia"/>
+        </w:rPr>
+        <w:t>잡을것인가</w:t>
+      </w:r>
+      <w:proofErr w:type="spellEnd"/>
+      <w:proofErr w:type="gramEnd"/>
     </w:p>
     <w:p>
       <w:r>
@@ -2001,35 +2394,93 @@
       </w:r>
     </w:p>
     <w:p>
-      <w:r>
-        <w:rPr>
-          <w:rFonts w:hint="eastAsia"/>
-        </w:rPr>
-        <w:t>멀티쓰레드 렌더링을 통해 얼마나 프레임이 향상되었는가?</w:t>
-      </w:r>
-    </w:p>
-    <w:p>
-      <w:r>
-        <w:rPr>
-          <w:rFonts w:hint="eastAsia"/>
-        </w:rPr>
-        <w:t>어떻게 구현할건지 생각해보자.</w:t>
-      </w:r>
-    </w:p>
-    <w:p>
-      <w:r>
-        <w:rPr>
-          <w:rFonts w:hint="eastAsia"/>
-        </w:rPr>
-        <w:t>듣는사람 입장에서 뭘 어떻게 할건지 머리에 박히도록.</w:t>
-      </w:r>
-    </w:p>
-    <w:p>
-      <w:r>
-        <w:rPr>
-          <w:rFonts w:hint="eastAsia"/>
-        </w:rPr>
-        <w:t>다른 다렉 조를 참고해보자.</w:t>
+      <w:proofErr w:type="spellStart"/>
+      <w:r>
+        <w:rPr>
+          <w:rFonts w:hint="eastAsia"/>
+        </w:rPr>
+        <w:t>멀티쓰레드</w:t>
+      </w:r>
+      <w:proofErr w:type="spellEnd"/>
+      <w:r>
+        <w:rPr>
+          <w:rFonts w:hint="eastAsia"/>
+        </w:rPr>
+        <w:t xml:space="preserve"> 렌더링을 통해 얼마나 프레임이 향상되었는가?</w:t>
+      </w:r>
+    </w:p>
+    <w:p>
+      <w:r>
+        <w:rPr>
+          <w:rFonts w:hint="eastAsia"/>
+        </w:rPr>
+        <w:t xml:space="preserve">어떻게 </w:t>
+      </w:r>
+      <w:proofErr w:type="spellStart"/>
+      <w:r>
+        <w:rPr>
+          <w:rFonts w:hint="eastAsia"/>
+        </w:rPr>
+        <w:t>구현할건지</w:t>
+      </w:r>
+      <w:proofErr w:type="spellEnd"/>
+      <w:r>
+        <w:rPr>
+          <w:rFonts w:hint="eastAsia"/>
+        </w:rPr>
+        <w:t xml:space="preserve"> 생각해보자.</w:t>
+      </w:r>
+    </w:p>
+    <w:p>
+      <w:proofErr w:type="spellStart"/>
+      <w:r>
+        <w:rPr>
+          <w:rFonts w:hint="eastAsia"/>
+        </w:rPr>
+        <w:t>듣는사람</w:t>
+      </w:r>
+      <w:proofErr w:type="spellEnd"/>
+      <w:r>
+        <w:rPr>
+          <w:rFonts w:hint="eastAsia"/>
+        </w:rPr>
+        <w:t xml:space="preserve"> 입장에서 뭘 어떻게 </w:t>
+      </w:r>
+      <w:proofErr w:type="spellStart"/>
+      <w:r>
+        <w:rPr>
+          <w:rFonts w:hint="eastAsia"/>
+        </w:rPr>
+        <w:t>할건지</w:t>
+      </w:r>
+      <w:proofErr w:type="spellEnd"/>
+      <w:r>
+        <w:rPr>
+          <w:rFonts w:hint="eastAsia"/>
+        </w:rPr>
+        <w:t xml:space="preserve"> 머리에 박히도록.</w:t>
+      </w:r>
+    </w:p>
+    <w:p>
+      <w:r>
+        <w:rPr>
+          <w:rFonts w:hint="eastAsia"/>
+        </w:rPr>
+        <w:t xml:space="preserve">다른 </w:t>
+      </w:r>
+      <w:proofErr w:type="spellStart"/>
+      <w:r>
+        <w:rPr>
+          <w:rFonts w:hint="eastAsia"/>
+        </w:rPr>
+        <w:t>다렉</w:t>
+      </w:r>
+      <w:proofErr w:type="spellEnd"/>
+      <w:r>
+        <w:rPr>
+          <w:rFonts w:hint="eastAsia"/>
+        </w:rPr>
+        <w:t xml:space="preserve"> 조를 참고해보자.</w:t>
       </w:r>
     </w:p>
     <w:p/>
@@ -2124,7 +2575,21 @@
         <w:rPr>
           <w:rFonts w:hint="eastAsia"/>
         </w:rPr>
-        <w:t>알파 블렌딩,</w:t>
+        <w:t xml:space="preserve">알파 </w:t>
+      </w:r>
+      <w:proofErr w:type="spellStart"/>
+      <w:r>
+        <w:rPr>
+          <w:rFonts w:hint="eastAsia"/>
+        </w:rPr>
+        <w:t>블렌딩</w:t>
+      </w:r>
+      <w:proofErr w:type="spellEnd"/>
+      <w:r>
+        <w:rPr>
+          <w:rFonts w:hint="eastAsia"/>
+        </w:rPr>
+        <w:t>,</w:t>
       </w:r>
       <w:r>
         <w:t xml:space="preserve"> </w:t>
@@ -2190,14 +2655,24 @@
       </w:r>
     </w:p>
     <w:p>
+      <w:proofErr w:type="spellStart"/>
       <w:r>
         <w:rPr>
           <w:rFonts w:hint="eastAsia"/>
         </w:rPr>
         <w:t>인게임</w:t>
       </w:r>
-      <w:r>
-        <w:t xml:space="preserve"> 컨텐츠 보강: 적의 종류, 적의 길찾기, 적의 패턴 등등, 플레이어의 종류, 플레이어의 전투 </w:t>
+      <w:proofErr w:type="spellEnd"/>
+      <w:r>
+        <w:t xml:space="preserve"> 컨텐츠 보강: 적의 종류, 적의 </w:t>
+      </w:r>
+      <w:proofErr w:type="spellStart"/>
+      <w:r>
+        <w:t>길찾기</w:t>
+      </w:r>
+      <w:proofErr w:type="spellEnd"/>
+      <w:r>
+        <w:t xml:space="preserve">, 적의 패턴 등등, 플레이어의 종류, 플레이어의 전투 </w:t>
       </w:r>
       <w:r>
         <w:lastRenderedPageBreak/>
@@ -2212,7 +2687,15 @@
         <w:t>서버</w:t>
       </w:r>
       <w:r>
-        <w:t>: 여러 플레이어 접속이 보이고, 충돌처리, 접속 시 HP 전송, 공격 쿨타임 처리, 충돌처리 로직 작성</w:t>
+        <w:t xml:space="preserve">: 여러 플레이어 접속이 보이고, 충돌처리, 접속 시 HP 전송, 공격 </w:t>
+      </w:r>
+      <w:proofErr w:type="spellStart"/>
+      <w:r>
+        <w:t>쿨타임</w:t>
+      </w:r>
+      <w:proofErr w:type="spellEnd"/>
+      <w:r>
+        <w:t xml:space="preserve"> 처리, 충돌처리 로직 작성</w:t>
       </w:r>
     </w:p>
     <w:p>
@@ -2223,7 +2706,15 @@
         <w:t>클라이언트</w:t>
       </w:r>
       <w:r>
-        <w:t>: HP 받아서 화면에 출력(다른 플레이어 또한), 스킬 키 입력(쿨타임 확인) 서버로 전송,</w:t>
+        <w:t>: HP 받아서 화면에 출력(다른 플레이어 또한), 스킬 키 입력(</w:t>
+      </w:r>
+      <w:proofErr w:type="spellStart"/>
+      <w:r>
+        <w:t>쿨타임</w:t>
+      </w:r>
+      <w:proofErr w:type="spellEnd"/>
+      <w:r>
+        <w:t xml:space="preserve"> 확인) 서버로 전송,</w:t>
       </w:r>
     </w:p>
     <w:p>
@@ -2277,11 +2768,6 @@
       </w:r>
     </w:p>
     <w:p>
-      <w:pPr>
-        <w:rPr>
-          <w:rFonts w:hint="eastAsia"/>
-        </w:rPr>
-      </w:pPr>
       <w:r>
         <w:rPr>
           <w:rFonts w:hint="eastAsia"/>
@@ -2319,11 +2805,6 @@
       </w:r>
     </w:p>
     <w:p>
-      <w:pPr>
-        <w:rPr>
-          <w:rFonts w:hint="eastAsia"/>
-        </w:rPr>
-      </w:pPr>
       <w:r>
         <w:rPr>
           <w:rFonts w:hint="eastAsia"/>
@@ -2359,11 +2840,19 @@
       <w:r>
         <w:t xml:space="preserve"> </w:t>
       </w:r>
-      <w:r>
-        <w:rPr>
-          <w:rFonts w:hint="eastAsia"/>
-        </w:rPr>
-        <w:t>대쉬,</w:t>
+      <w:proofErr w:type="spellStart"/>
+      <w:r>
+        <w:rPr>
+          <w:rFonts w:hint="eastAsia"/>
+        </w:rPr>
+        <w:t>대쉬</w:t>
+      </w:r>
+      <w:proofErr w:type="spellEnd"/>
+      <w:r>
+        <w:rPr>
+          <w:rFonts w:hint="eastAsia"/>
+        </w:rPr>
+        <w:t>,</w:t>
       </w:r>
       <w:r>
         <w:t xml:space="preserve"> </w:t>
@@ -2403,11 +2892,6 @@
       </w:r>
     </w:p>
     <w:p>
-      <w:pPr>
-        <w:rPr>
-          <w:rFonts w:hint="eastAsia"/>
-        </w:rPr>
-      </w:pPr>
       <w:r>
         <w:rPr>
           <w:rFonts w:hint="eastAsia"/>
@@ -2417,34 +2901,75 @@
       <w:r>
         <w:t xml:space="preserve">HP, </w:t>
       </w:r>
-      <w:r>
-        <w:rPr>
-          <w:rFonts w:hint="eastAsia"/>
-        </w:rPr>
-        <w:t>스태미너 보유 대쉬 시 스태미너 감소,</w:t>
-      </w:r>
-      <w:r>
-        <w:t xml:space="preserve"> </w:t>
-      </w:r>
-      <w:r>
-        <w:rPr>
-          <w:rFonts w:hint="eastAsia"/>
-        </w:rPr>
-        <w:t>대쉬 시 일부 무적 판정</w:t>
-      </w:r>
-    </w:p>
-    <w:p>
-      <w:pPr>
-        <w:rPr>
-          <w:rFonts w:hint="eastAsia"/>
-        </w:rPr>
-      </w:pPr>
+      <w:proofErr w:type="spellStart"/>
       <w:r>
         <w:rPr>
           <w:rFonts w:hint="eastAsia"/>
         </w:rPr>
         <w:t>스태미너</w:t>
       </w:r>
+      <w:proofErr w:type="spellEnd"/>
+      <w:r>
+        <w:rPr>
+          <w:rFonts w:hint="eastAsia"/>
+        </w:rPr>
+        <w:t xml:space="preserve"> 보유 </w:t>
+      </w:r>
+      <w:proofErr w:type="spellStart"/>
+      <w:r>
+        <w:rPr>
+          <w:rFonts w:hint="eastAsia"/>
+        </w:rPr>
+        <w:t>대쉬</w:t>
+      </w:r>
+      <w:proofErr w:type="spellEnd"/>
+      <w:r>
+        <w:rPr>
+          <w:rFonts w:hint="eastAsia"/>
+        </w:rPr>
+        <w:t xml:space="preserve"> 시 </w:t>
+      </w:r>
+      <w:proofErr w:type="spellStart"/>
+      <w:r>
+        <w:rPr>
+          <w:rFonts w:hint="eastAsia"/>
+        </w:rPr>
+        <w:t>스태미너</w:t>
+      </w:r>
+      <w:proofErr w:type="spellEnd"/>
+      <w:r>
+        <w:rPr>
+          <w:rFonts w:hint="eastAsia"/>
+        </w:rPr>
+        <w:t xml:space="preserve"> 감소,</w:t>
+      </w:r>
+      <w:r>
+        <w:t xml:space="preserve"> </w:t>
+      </w:r>
+      <w:proofErr w:type="spellStart"/>
+      <w:r>
+        <w:rPr>
+          <w:rFonts w:hint="eastAsia"/>
+        </w:rPr>
+        <w:t>대쉬</w:t>
+      </w:r>
+      <w:proofErr w:type="spellEnd"/>
+      <w:r>
+        <w:rPr>
+          <w:rFonts w:hint="eastAsia"/>
+        </w:rPr>
+        <w:t xml:space="preserve"> 시 일부 무적 판정</w:t>
+      </w:r>
+    </w:p>
+    <w:p>
+      <w:proofErr w:type="spellStart"/>
+      <w:r>
+        <w:rPr>
+          <w:rFonts w:hint="eastAsia"/>
+        </w:rPr>
+        <w:t>스태미너</w:t>
+      </w:r>
+      <w:proofErr w:type="spellEnd"/>
       <w:r>
         <w:t xml:space="preserve">0 </w:t>
       </w:r>
@@ -2452,7 +2977,35 @@
         <w:rPr>
           <w:rFonts w:hint="eastAsia"/>
         </w:rPr>
-        <w:t>이면 스태미너 일정 수치까지 회복 전까진 대쉬 불가능</w:t>
+        <w:t xml:space="preserve">이면 </w:t>
+      </w:r>
+      <w:proofErr w:type="spellStart"/>
+      <w:r>
+        <w:rPr>
+          <w:rFonts w:hint="eastAsia"/>
+        </w:rPr>
+        <w:t>스태미너</w:t>
+      </w:r>
+      <w:proofErr w:type="spellEnd"/>
+      <w:r>
+        <w:rPr>
+          <w:rFonts w:hint="eastAsia"/>
+        </w:rPr>
+        <w:t xml:space="preserve"> 일정 수치까지 회복 전까진 </w:t>
+      </w:r>
+      <w:proofErr w:type="spellStart"/>
+      <w:r>
+        <w:rPr>
+          <w:rFonts w:hint="eastAsia"/>
+        </w:rPr>
+        <w:t>대쉬</w:t>
+      </w:r>
+      <w:proofErr w:type="spellEnd"/>
+      <w:r>
+        <w:rPr>
+          <w:rFonts w:hint="eastAsia"/>
+        </w:rPr>
+        <w:t xml:space="preserve"> 불가능</w:t>
       </w:r>
     </w:p>
     <w:p>
@@ -2500,11 +3053,6 @@
       </w:r>
     </w:p>
     <w:p>
-      <w:pPr>
-        <w:rPr>
-          <w:rFonts w:hint="eastAsia"/>
-        </w:rPr>
-      </w:pPr>
       <w:r>
         <w:rPr>
           <w:rFonts w:hint="eastAsia"/>
@@ -2529,19 +3077,8 @@
         <w:t>명의 플레이어 진입 가능</w:t>
       </w:r>
     </w:p>
-    <w:p>
-      <w:pPr>
-        <w:rPr>
-          <w:rFonts w:hint="eastAsia"/>
-        </w:rPr>
-      </w:pPr>
-    </w:p>
-    <w:p>
-      <w:pPr>
-        <w:rPr>
-          <w:rFonts w:hint="eastAsia"/>
-        </w:rPr>
-      </w:pPr>
+    <w:p/>
+    <w:p>
       <w:r>
         <w:t>4</w:t>
       </w:r>
@@ -2580,11 +3117,6 @@
       </w:r>
     </w:p>
     <w:p>
-      <w:pPr>
-        <w:rPr>
-          <w:rFonts w:hint="eastAsia"/>
-        </w:rPr>
-      </w:pPr>
       <w:r>
         <w:rPr>
           <w:rFonts w:hint="eastAsia"/>
@@ -2606,7 +3138,21 @@
         <w:rPr>
           <w:rFonts w:hint="eastAsia"/>
         </w:rPr>
-        <w:t xml:space="preserve">점프 포인트 서치 </w:t>
+        <w:t xml:space="preserve">점프 포인트 </w:t>
+      </w:r>
+      <w:proofErr w:type="spellStart"/>
+      <w:r>
+        <w:rPr>
+          <w:rFonts w:hint="eastAsia"/>
+        </w:rPr>
+        <w:t>서치</w:t>
+      </w:r>
+      <w:proofErr w:type="spellEnd"/>
+      <w:r>
+        <w:rPr>
+          <w:rFonts w:hint="eastAsia"/>
+        </w:rPr>
+        <w:t xml:space="preserve"> </w:t>
       </w:r>
       <w:r>
         <w:t xml:space="preserve">or </w:t>
@@ -2619,11 +3165,6 @@
       </w:r>
     </w:p>
     <w:p>
-      <w:pPr>
-        <w:rPr>
-          <w:rFonts w:hint="eastAsia"/>
-        </w:rPr>
-      </w:pPr>
       <w:r>
         <w:t xml:space="preserve"> - </w:t>
       </w:r>
@@ -2673,11 +3214,6 @@
       </w:r>
     </w:p>
     <w:p>
-      <w:pPr>
-        <w:rPr>
-          <w:rFonts w:hint="eastAsia"/>
-        </w:rPr>
-      </w:pPr>
       <w:r>
         <w:rPr>
           <w:rFonts w:hint="eastAsia"/>
@@ -2742,11 +3278,6 @@
       </w:r>
     </w:p>
     <w:p>
-      <w:pPr>
-        <w:rPr>
-          <w:rFonts w:hint="eastAsia"/>
-        </w:rPr>
-      </w:pPr>
       <w:r>
         <w:rPr>
           <w:rFonts w:hint="eastAsia"/>
@@ -2810,11 +3341,6 @@
       </w:r>
     </w:p>
     <w:p>
-      <w:pPr>
-        <w:rPr>
-          <w:rFonts w:hint="eastAsia"/>
-        </w:rPr>
-      </w:pPr>
       <w:r>
         <w:rPr>
           <w:rFonts w:hint="eastAsia"/>
@@ -2852,11 +3378,6 @@
       </w:r>
     </w:p>
     <w:p>
-      <w:pPr>
-        <w:rPr>
-          <w:rFonts w:hint="eastAsia"/>
-        </w:rPr>
-      </w:pPr>
       <w:r>
         <w:rPr>
           <w:rFonts w:hint="eastAsia"/>
@@ -2912,11 +3433,6 @@
       </w:r>
     </w:p>
     <w:p>
-      <w:pPr>
-        <w:rPr>
-          <w:rFonts w:hint="eastAsia"/>
-        </w:rPr>
-      </w:pPr>
       <w:r>
         <w:rPr>
           <w:rFonts w:hint="eastAsia"/>
@@ -2959,13 +3475,7 @@
         <w:t>체력상황에 따라 패턴 구사</w:t>
       </w:r>
     </w:p>
-    <w:p>
-      <w:pPr>
-        <w:rPr>
-          <w:rFonts w:hint="eastAsia"/>
-        </w:rPr>
-      </w:pPr>
-    </w:p>
+    <w:p/>
     <w:p>
       <w:r>
         <w:rPr>
@@ -2975,11 +3485,6 @@
       </w:r>
     </w:p>
     <w:p>
-      <w:pPr>
-        <w:rPr>
-          <w:rFonts w:hint="eastAsia"/>
-        </w:rPr>
-      </w:pPr>
       <w:r>
         <w:rPr>
           <w:rFonts w:hint="eastAsia"/>
@@ -3087,12 +3592,14 @@
       <w:r>
         <w:t xml:space="preserve">+ </w:t>
       </w:r>
+      <w:proofErr w:type="spellStart"/>
       <w:r>
         <w:rPr>
           <w:rFonts w:hint="eastAsia"/>
         </w:rPr>
         <w:t>보스층</w:t>
       </w:r>
+      <w:proofErr w:type="spellEnd"/>
     </w:p>
     <w:p>
       <w:r>
@@ -3159,11 +3666,6 @@
       </w:r>
     </w:p>
     <w:p>
-      <w:pPr>
-        <w:rPr>
-          <w:rFonts w:hint="eastAsia"/>
-        </w:rPr>
-      </w:pPr>
       <w:r>
         <w:rPr>
           <w:rFonts w:hint="eastAsia"/>
@@ -3191,11 +3693,6 @@
       </w:r>
     </w:p>
     <w:p>
-      <w:pPr>
-        <w:rPr>
-          <w:rFonts w:hint="eastAsia"/>
-        </w:rPr>
-      </w:pPr>
       <w:r>
         <w:rPr>
           <w:rFonts w:hint="eastAsia"/>
@@ -3221,13 +3718,7 @@
         <w:t>클리어 시 많은 리워드 지급</w:t>
       </w:r>
     </w:p>
-    <w:p>
-      <w:pPr>
-        <w:rPr>
-          <w:rFonts w:hint="eastAsia"/>
-        </w:rPr>
-      </w:pPr>
-    </w:p>
+    <w:p/>
     <w:p>
       <w:r>
         <w:rPr>
@@ -3247,9 +3738,6 @@
     <w:p>
       <w:pPr>
         <w:ind w:firstLine="200"/>
-        <w:rPr>
-          <w:rFonts w:hint="eastAsia"/>
-        </w:rPr>
       </w:pPr>
       <w:r>
         <w:rPr>
@@ -3267,27 +3755,332 @@
         <w:t>마을 이동</w:t>
       </w:r>
     </w:p>
-    <w:p>
-      <w:pPr>
-        <w:rPr>
-          <w:rFonts w:hint="eastAsia"/>
-        </w:rPr>
-      </w:pPr>
-    </w:p>
-    <w:p>
-      <w:pPr>
-        <w:rPr>
-          <w:rFonts w:hint="eastAsia"/>
-        </w:rPr>
-      </w:pPr>
-    </w:p>
-    <w:p>
-      <w:pPr>
-        <w:rPr>
-          <w:rFonts w:hint="eastAsia"/>
-        </w:rPr>
-      </w:pPr>
-    </w:p>
+    <w:p/>
+    <w:p>
+      <w:pPr>
+        <w:rPr>
+          <w:rFonts w:hint="eastAsia"/>
+        </w:rPr>
+      </w:pPr>
+      <w:r>
+        <w:t>2022-12-02</w:t>
+      </w:r>
+      <w:r>
+        <w:rPr>
+          <w:rFonts w:hint="eastAsia"/>
+        </w:rPr>
+        <w:t xml:space="preserve"> 개발일지</w:t>
+      </w:r>
+    </w:p>
+    <w:p>
+      <w:r>
+        <w:t>1. 진행상황</w:t>
+      </w:r>
+    </w:p>
+    <w:p>
+      <w:r>
+        <w:rPr>
+          <w:rFonts w:hint="eastAsia"/>
+        </w:rPr>
+        <w:t>-이동현-</w:t>
+      </w:r>
+    </w:p>
+    <w:p>
+      <w:r>
+        <w:rPr>
+          <w:rFonts w:hint="eastAsia"/>
+        </w:rPr>
+        <w:t>상태</w:t>
+      </w:r>
+      <w:r>
+        <w:t xml:space="preserve"> 구현 (Idle, Jump, Walk)</w:t>
+      </w:r>
+    </w:p>
+    <w:p>
+      <w:r>
+        <w:t>FBX 모델 로딩</w:t>
+      </w:r>
+    </w:p>
+    <w:p>
+      <w:r>
+        <w:rPr>
+          <w:rFonts w:hint="eastAsia"/>
+        </w:rPr>
+        <w:t>애니메이션</w:t>
+      </w:r>
+      <w:r>
+        <w:t xml:space="preserve">, </w:t>
+      </w:r>
+      <w:proofErr w:type="spellStart"/>
+      <w:r>
+        <w:t>텍스쳐는</w:t>
+      </w:r>
+      <w:proofErr w:type="spellEnd"/>
+      <w:r>
+        <w:t xml:space="preserve"> 아직 도입하지 못했음</w:t>
+      </w:r>
+    </w:p>
+    <w:p/>
+    <w:p>
+      <w:r>
+        <w:t>-</w:t>
+      </w:r>
+      <w:r>
+        <w:rPr>
+          <w:rFonts w:hint="eastAsia"/>
+        </w:rPr>
+        <w:t>이승준-</w:t>
+      </w:r>
+    </w:p>
+    <w:p>
+      <w:r>
+        <w:rPr>
+          <w:rFonts w:hint="eastAsia"/>
+        </w:rPr>
+        <w:t>제안서</w:t>
+      </w:r>
+      <w:r>
+        <w:t xml:space="preserve"> 작성, 기획서 </w:t>
+      </w:r>
+      <w:proofErr w:type="spellStart"/>
+      <w:r>
+        <w:t>작성중</w:t>
+      </w:r>
+      <w:proofErr w:type="spellEnd"/>
+    </w:p>
+    <w:p>
+      <w:proofErr w:type="spellStart"/>
+      <w:r>
+        <w:rPr>
+          <w:rFonts w:hint="eastAsia"/>
+        </w:rPr>
+        <w:t>파티클</w:t>
+      </w:r>
+      <w:proofErr w:type="spellEnd"/>
+      <w:r>
+        <w:t xml:space="preserve"> 제작 중</w:t>
+      </w:r>
+    </w:p>
+    <w:p/>
+    <w:p>
+      <w:r>
+        <w:t>-</w:t>
+      </w:r>
+      <w:proofErr w:type="spellStart"/>
+      <w:r>
+        <w:rPr>
+          <w:rFonts w:hint="eastAsia"/>
+        </w:rPr>
+        <w:t>한수찬</w:t>
+      </w:r>
+      <w:proofErr w:type="spellEnd"/>
+      <w:r>
+        <w:rPr>
+          <w:rFonts w:hint="eastAsia"/>
+        </w:rPr>
+        <w:t>-</w:t>
+      </w:r>
+    </w:p>
+    <w:p>
+      <w:pPr>
+        <w:rPr>
+          <w:rFonts w:hint="eastAsia"/>
+        </w:rPr>
+      </w:pPr>
+      <w:r>
+        <w:rPr>
+          <w:rFonts w:hint="eastAsia"/>
+        </w:rPr>
+        <w:t>여러</w:t>
+      </w:r>
+      <w:r>
+        <w:t xml:space="preserve"> 클라이언트 접속</w:t>
+      </w:r>
+    </w:p>
+    <w:p>
+      <w:pPr>
+        <w:rPr>
+          <w:rFonts w:hint="eastAsia"/>
+        </w:rPr>
+      </w:pPr>
+      <w:r>
+        <w:rPr>
+          <w:rFonts w:hint="eastAsia"/>
+        </w:rPr>
+        <w:t>충돌처리</w:t>
+      </w:r>
+      <w:r>
+        <w:t>, HP 전송 없음</w:t>
+      </w:r>
+    </w:p>
+    <w:p/>
+    <w:p>
+      <w:pPr>
+        <w:rPr>
+          <w:rFonts w:hint="eastAsia"/>
+        </w:rPr>
+      </w:pPr>
+      <w:r>
+        <w:rPr>
+          <w:rFonts w:hint="eastAsia"/>
+        </w:rPr>
+        <w:t>다음 미팅(</w:t>
+      </w:r>
+      <w:r>
+        <w:t>12.24</w:t>
+      </w:r>
+      <w:proofErr w:type="gramStart"/>
+      <w:r>
+        <w:t xml:space="preserve">) </w:t>
+      </w:r>
+      <w:r>
+        <w:rPr>
+          <w:rFonts w:hint="eastAsia"/>
+        </w:rPr>
+        <w:t>까지</w:t>
+      </w:r>
+      <w:proofErr w:type="gramEnd"/>
+      <w:r>
+        <w:rPr>
+          <w:rFonts w:hint="eastAsia"/>
+        </w:rPr>
+        <w:t xml:space="preserve"> 구현</w:t>
+      </w:r>
+    </w:p>
+    <w:p>
+      <w:r>
+        <w:t>-클라이언트</w:t>
+      </w:r>
+      <w:r>
+        <w:rPr>
+          <w:rFonts w:hint="eastAsia"/>
+        </w:rPr>
+        <w:t>-</w:t>
+      </w:r>
+    </w:p>
+    <w:p>
+      <w:r>
+        <w:rPr>
+          <w:rFonts w:hint="eastAsia"/>
+        </w:rPr>
+        <w:t>애니메이션</w:t>
+      </w:r>
+      <w:r>
+        <w:t xml:space="preserve"> 로딩, </w:t>
+      </w:r>
+      <w:proofErr w:type="spellStart"/>
+      <w:r>
+        <w:t>텍스쳐</w:t>
+      </w:r>
+      <w:proofErr w:type="spellEnd"/>
+      <w:r>
+        <w:t xml:space="preserve"> 넣기</w:t>
+      </w:r>
+    </w:p>
+    <w:p>
+      <w:proofErr w:type="spellStart"/>
+      <w:r>
+        <w:t>Connect.h</w:t>
+      </w:r>
+      <w:proofErr w:type="spellEnd"/>
+      <w:r>
+        <w:t xml:space="preserve"> </w:t>
+      </w:r>
+      <w:proofErr w:type="spellStart"/>
+      <w:r>
+        <w:t>리팩토링</w:t>
+      </w:r>
+      <w:proofErr w:type="spellEnd"/>
+    </w:p>
+    <w:p>
+      <w:r>
+        <w:lastRenderedPageBreak/>
+        <w:t>HP 받아서 화면에 출력</w:t>
+      </w:r>
+    </w:p>
+    <w:p>
+      <w:r>
+        <w:rPr>
+          <w:rFonts w:hint="eastAsia"/>
+        </w:rPr>
+        <w:t>스킬</w:t>
+      </w:r>
+      <w:r>
+        <w:t xml:space="preserve"> 키 입력 클라-&gt;서버 전송, 반환 패킷 처리, 장애물 설치</w:t>
+      </w:r>
+    </w:p>
+    <w:p/>
+    <w:p>
+      <w:pPr>
+        <w:rPr>
+          <w:rFonts w:hint="eastAsia"/>
+        </w:rPr>
+      </w:pPr>
+      <w:r>
+        <w:t>-</w:t>
+      </w:r>
+      <w:r>
+        <w:rPr>
+          <w:rFonts w:hint="eastAsia"/>
+        </w:rPr>
+        <w:t>서버-</w:t>
+      </w:r>
+    </w:p>
+    <w:p>
+      <w:r>
+        <w:rPr>
+          <w:rFonts w:hint="eastAsia"/>
+        </w:rPr>
+        <w:t>패킷</w:t>
+      </w:r>
+      <w:r>
+        <w:t xml:space="preserve"> 처리</w:t>
+      </w:r>
+    </w:p>
+    <w:p>
+      <w:r>
+        <w:rPr>
+          <w:rFonts w:hint="eastAsia"/>
+        </w:rPr>
+        <w:t>충돌</w:t>
+      </w:r>
+      <w:r>
+        <w:t xml:space="preserve"> 처리 로직</w:t>
+      </w:r>
+    </w:p>
+    <w:p>
+      <w:proofErr w:type="spellStart"/>
+      <w:r>
+        <w:rPr>
+          <w:rFonts w:hint="eastAsia"/>
+        </w:rPr>
+        <w:t>접속시</w:t>
+      </w:r>
+      <w:proofErr w:type="spellEnd"/>
+      <w:r>
+        <w:t xml:space="preserve"> HP 전송</w:t>
+      </w:r>
+    </w:p>
+    <w:p>
+      <w:r>
+        <w:rPr>
+          <w:rFonts w:hint="eastAsia"/>
+        </w:rPr>
+        <w:t>공격</w:t>
+      </w:r>
+      <w:r>
+        <w:t xml:space="preserve"> </w:t>
+      </w:r>
+      <w:proofErr w:type="spellStart"/>
+      <w:r>
+        <w:t>쿨타임</w:t>
+      </w:r>
+      <w:proofErr w:type="spellEnd"/>
+      <w:r>
+        <w:t xml:space="preserve"> 처리</w:t>
+      </w:r>
+    </w:p>
+    <w:p/>
     <w:sectPr>
       <w:pgSz w:w="11906" w:h="16838"/>
       <w:pgMar w:top="1701" w:right="1440" w:bottom="1440" w:left="1440" w:header="851" w:footer="992" w:gutter="0"/>
